--- a/downloads/student/Unit 00/Handout 00.03 - Survival Ranking Sheet.docx
+++ b/downloads/student/Unit 00/Handout 00.03 - Survival Ranking Sheet.docx
@@ -909,7 +909,7 @@
         <w:pStyle w:val="BodyText"/>
       </w:pPr>
       <w:r>
-        <w:t xml:space="preserve">An easier way: go item by item. Find item A in your Alone column and in the Expert column. Subtract the two rank numbers. Write the difference next to item A’s row in the Expert column. Do all ten. Add.</w:t>
+        <w:t xml:space="preserve">An easier way: go item by item. Find item A in your Alone column and in the Expert column. Subtract the two rank numbers. Write the difference in the Alone difference column on the row where you wrote A. Do all ten. Add.</w:t>
       </w:r>
     </w:p>
     <w:p>
